--- a/images/Sudip Cv DOCX.docx
+++ b/images/Sudip Cv DOCX.docx
@@ -32,17 +32,19 @@
         <w:pStyle w:val="Heading2"/>
         <w:rPr>
           <w:rFonts w:ascii="Arial Rounded MT Bold" w:hAnsi="Arial Rounded MT Bold"/>
+          <w:color w:val="548DD4" w:themeColor="text2" w:themeTint="99"/>
           <w:sz w:val="32"/>
           <w:szCs w:val="32"/>
-          <w:u w:val="single"/>
+          <w:u w:val="dotDotDash"/>
         </w:rPr>
       </w:pPr>
       <w:r>
         <w:rPr>
           <w:rFonts w:ascii="Arial Rounded MT Bold" w:hAnsi="Arial Rounded MT Bold"/>
+          <w:color w:val="548DD4" w:themeColor="text2" w:themeTint="99"/>
           <w:sz w:val="32"/>
           <w:szCs w:val="32"/>
-          <w:u w:val="single"/>
+          <w:u w:val="dotDotDash"/>
         </w:rPr>
         <w:t>SUDIP PAUDEL</w:t>
       </w:r>
@@ -84,9 +86,23 @@
         <w:t>PROFESSIONAL SUMMARY</w:t>
       </w:r>
     </w:p>
-    <w:p/>
     <w:p>
+      <w:pPr>
+        <w:rPr>
+          <w:rFonts w:asciiTheme="majorHAnsi" w:hAnsiTheme="majorHAnsi" w:cstheme="majorHAnsi"/>
+        </w:rPr>
+      </w:pPr>
+    </w:p>
+    <w:p>
+      <w:pPr>
+        <w:rPr>
+          <w:rFonts w:asciiTheme="majorHAnsi" w:hAnsiTheme="majorHAnsi" w:cstheme="majorHAnsi"/>
+        </w:rPr>
+      </w:pPr>
       <w:r>
+        <w:rPr>
+          <w:rFonts w:asciiTheme="majorHAnsi" w:hAnsiTheme="majorHAnsi" w:cstheme="majorHAnsi"/>
+        </w:rPr>
         <w:t>Dedicated and hardworking Electrical Foreman / Electrical Technician with four years of practical experience in electrical installation, maintenance, and troubleshooting. During the COVID-19 pandemic, I independently learned Arduino programming and completed projects using Arduino Uno, Arduino Mega, and NodeMCU. I have also been learning graphic design for the past year.</w:t>
       </w:r>
     </w:p>
@@ -184,7 +200,13 @@
         <w:t xml:space="preserve">                                                                                                                                                  </w:t>
       </w:r>
       <w:r>
-        <w:t>2021–2025</w:t>
+        <w:t>202</w:t>
+      </w:r>
+      <w:r>
+        <w:t>2</w:t>
+      </w:r>
+      <w:r>
+        <w:t>–2025</w:t>
       </w:r>
       <w:r>
         <w:br/>
@@ -224,6 +246,7 @@
           <w:rFonts w:ascii="Berlin Sans FB Demi" w:hAnsi="Berlin Sans FB Demi" w:cstheme="majorHAnsi"/>
           <w:b w:val="0"/>
           <w:bCs w:val="0"/>
+          <w:color w:val="8DB3E2" w:themeColor="text2" w:themeTint="66"/>
           <w:sz w:val="32"/>
           <w:szCs w:val="32"/>
         </w:rPr>
@@ -233,6 +256,7 @@
           <w:rFonts w:ascii="Berlin Sans FB Demi" w:hAnsi="Berlin Sans FB Demi" w:cstheme="majorHAnsi"/>
           <w:b w:val="0"/>
           <w:bCs w:val="0"/>
+          <w:color w:val="8DB3E2" w:themeColor="text2" w:themeTint="66"/>
           <w:sz w:val="32"/>
           <w:szCs w:val="32"/>
         </w:rPr>
@@ -285,6 +309,14 @@
           <w:szCs w:val="32"/>
         </w:rPr>
         <w:br/>
+      </w:r>
+      <w:r>
+        <w:rPr>
+          <w:rFonts w:ascii="Berlin Sans FB" w:hAnsi="Berlin Sans FB"/>
+          <w:color w:val="8DB3E2" w:themeColor="text2" w:themeTint="66"/>
+          <w:sz w:val="32"/>
+          <w:szCs w:val="32"/>
+        </w:rPr>
         <w:t>Embedded Systems</w:t>
       </w:r>
       <w:r>
@@ -297,7 +329,7 @@
       </w:r>
       <w:proofErr w:type="spellEnd"/>
       <w:r>
-        <w:t xml:space="preserve"> •  • Arduino IDE</w:t>
+        <w:t xml:space="preserve">   • Arduino IDE</w:t>
       </w:r>
       <w:r>
         <w:br/>
@@ -313,7 +345,7 @@
       <w:r>
         <w:rPr>
           <w:rFonts w:ascii="Berlin Sans FB" w:hAnsi="Berlin Sans FB"/>
-          <w:color w:val="365F91" w:themeColor="accent1" w:themeShade="BF"/>
+          <w:color w:val="548DD4" w:themeColor="text2" w:themeTint="99"/>
           <w:sz w:val="32"/>
           <w:szCs w:val="32"/>
         </w:rPr>
@@ -337,7 +369,7 @@
       <w:r>
         <w:rPr>
           <w:rFonts w:ascii="Berlin Sans FB" w:hAnsi="Berlin Sans FB"/>
-          <w:color w:val="17365D" w:themeColor="text2" w:themeShade="BF"/>
+          <w:color w:val="548DD4" w:themeColor="text2" w:themeTint="99"/>
           <w:sz w:val="32"/>
           <w:szCs w:val="32"/>
         </w:rPr>
@@ -367,7 +399,7 @@
       <w:r>
         <w:rPr>
           <w:rFonts w:ascii="Berlin Sans FB Demi" w:hAnsi="Berlin Sans FB Demi"/>
-          <w:color w:val="0F243E" w:themeColor="text2" w:themeShade="80"/>
+          <w:color w:val="548DD4" w:themeColor="text2" w:themeTint="99"/>
           <w:sz w:val="32"/>
           <w:szCs w:val="32"/>
         </w:rPr>
@@ -429,6 +461,14 @@
           <w:bottom w:val="single" w:sz="12" w:space="1" w:color="auto"/>
         </w:pBdr>
       </w:pPr>
+    </w:p>
+    <w:p>
+      <w:pPr>
+        <w:pStyle w:val="Heading2"/>
+        <w:pBdr>
+          <w:bottom w:val="single" w:sz="12" w:space="1" w:color="auto"/>
+        </w:pBdr>
+      </w:pPr>
       <w:r>
         <w:t>PROFESSIONAL CERTIFICATIONS</w:t>
       </w:r>
@@ -456,7 +496,6 @@
         </w:pBdr>
       </w:pPr>
       <w:r>
-        <w:lastRenderedPageBreak/>
         <w:t>DESIGN &amp; CREATIVE</w:t>
       </w:r>
       <w:r>
@@ -492,7 +531,13 @@
         <w:t>Adobe After Effects &amp; Adobe Premiere Pro Certification – Learn Nepal Academy</w:t>
       </w:r>
       <w:r>
-        <w:t xml:space="preserve"> (2026)</w:t>
+        <w:t xml:space="preserve"> (</w:t>
+      </w:r>
+      <w:r>
+        <w:t xml:space="preserve">April </w:t>
+      </w:r>
+      <w:r>
+        <w:t>2026)</w:t>
       </w:r>
     </w:p>
     <w:p/>
@@ -517,6 +562,9 @@
         <w:t>• English (Basic Working Proficiency)</w:t>
       </w:r>
     </w:p>
+    <w:p/>
+    <w:p/>
+    <w:p/>
     <w:p/>
     <w:p/>
     <w:p/>
@@ -1457,6 +1505,7 @@
   <w:style w:type="character" w:default="1" w:styleId="DefaultParagraphFont">
     <w:name w:val="Default Paragraph Font"/>
     <w:uiPriority w:val="1"/>
+    <w:semiHidden/>
     <w:unhideWhenUsed/>
   </w:style>
   <w:style w:type="table" w:default="1" w:styleId="TableNormal">
